--- a/call-scripts/Air-Space-Intelligence-F1-Intro-Call-Script.docx
+++ b/call-scripts/Air-Space-Intelligence-F1-Intro-Call-Script.docx
@@ -593,7 +593,7 @@
         <w:rPr>
           <w:color w:val="1F3864"/>
         </w:rPr>
-        <w:t xml:space="preserve">And air fits that, because Formula 1 is a flying business. Around twenty-four race weekends on five continents, with people and freight flown round the world all season. When F1 first measured its carbon footprint, logistics and travel made up nearly three quarters of it. Add a cost cap and a Net Zero 2030 target, and anything that saves time, fuel or carbon in the air means something to a team.</w:t>
+        <w:t xml:space="preserve">And air fits that, because Formula 1 is a flying business. More than twenty race weekends on five continents, with people and freight flown round the world all season. When F1 first measured its carbon footprint, logistics and travel made up nearly three quarters of it. Add a cost cap and a Net Zero 2030 target, and anything that saves time, fuel or carbon in the air means something to a team.</w:t>
       </w:r>
     </w:p>
     <w:p>
@@ -1598,7 +1598,7 @@
         <w:t xml:space="preserve">Idea, "the race between the races":</w:t>
       </w:r>
       <w:r>
-        <w:t xml:space="preserve"> a short content series on how F1 flies its people and freight across around twenty-four race weekends, and what it means to predict the sky. ASI's people explain it; a team or a driver brings the audience. The smallest door. Check DHL's and F1's logistics rights first.</w:t>
+        <w:t xml:space="preserve"> a short content series on how F1 flies its people and freight across more than twenty race weekends, and what it means to predict the sky. ASI's people explain it; a team or a driver brings the audience. The smallest door. Check DHL's and F1's logistics rights first.</w:t>
       </w:r>
     </w:p>
     <w:p>
@@ -1806,7 +1806,7 @@
         <w:t xml:space="preserve">Logistics and travel planning (most plausible to test):</w:t>
       </w:r>
       <w:r>
-        <w:t xml:space="preserve"> a team plans people and kit across around twenty-four race weekends, including back-to-back races. Predicting disruption, weather, congestion and delays, could help its logistics and travel managers plan windows and contingencies. The catch: the big freight flights run at series level through F1 and DHL, so the strongest version of this might be a series-level conversation, not a team one.</w:t>
+        <w:t xml:space="preserve"> a team plans people and kit across more than twenty race weekends, including back-to-back races. Predicting disruption, weather, congestion and delays, could help its logistics and travel managers plan windows and contingencies. The catch: the big freight flights run at series level through F1 and DHL, so the strongest version of this might be a series-level conversation, not a team one.</w:t>
       </w:r>
     </w:p>
     <w:p>
